--- a/2026/03/docx/uk/CV_Ponomarov_Serhii_CNC.docx
+++ b/2026/03/docx/uk/CV_Ponomarov_Serhii_CNC.docx
@@ -91,7 +91,7 @@
                 <wp:anchor allowOverlap="1" behindDoc="0" distB="114300" distT="114300" distL="114300" distR="114300" hidden="0" layoutInCell="1" locked="0" relativeHeight="0" simplePos="0">
                   <wp:simplePos x="0" y="0"/>
                   <wp:positionH relativeFrom="column">
-                    <wp:posOffset>66676</wp:posOffset>
+                    <wp:posOffset>66677</wp:posOffset>
                   </wp:positionH>
                   <wp:positionV relativeFrom="paragraph">
                     <wp:posOffset>267314</wp:posOffset>
@@ -99,12 +99,12 @@
                   <wp:extent cx="1576768" cy="1576768"/>
                   <wp:effectExtent b="0" l="0" r="0" t="0"/>
                   <wp:wrapTopAndBottom distB="114300" distT="114300"/>
-                  <wp:docPr id="2" name="image1.png"/>
+                  <wp:docPr id="1" name="image2.png"/>
                   <a:graphic>
                     <a:graphicData uri="http://schemas.openxmlformats.org/drawingml/2006/picture">
                       <pic:pic>
                         <pic:nvPicPr>
-                          <pic:cNvPr id="0" name="image1.png"/>
+                          <pic:cNvPr id="0" name="image2.png"/>
                           <pic:cNvPicPr preferRelativeResize="0"/>
                         </pic:nvPicPr>
                         <pic:blipFill>
@@ -140,7 +140,7 @@
                 <w:szCs w:val="34"/>
               </w:rPr>
             </w:pPr>
-            <w:bookmarkStart w:colFirst="0" w:colLast="0" w:name="_oi9022s31apz" w:id="0"/>
+            <w:bookmarkStart w:colFirst="0" w:colLast="0" w:name="_bcescfn9swtx" w:id="0"/>
             <w:bookmarkEnd w:id="0"/>
             <w:r>
               <w:rPr>
@@ -197,6 +197,11 @@
                 <w:rtl w:val="0"/>
               </w:rPr>
               <w:t xml:space="preserve">ㅡ</w:t>
+            </w:r>
+            <w:r>
+              <w:rPr>
+                <w:rtl w:val="0"/>
+              </w:rPr>
             </w:r>
           </w:p>
           <w:p>
@@ -212,7 +217,7 @@
                 <w:szCs w:val="22"/>
               </w:rPr>
             </w:pPr>
-            <w:bookmarkStart w:colFirst="0" w:colLast="0" w:name="_ggucp56tsu07" w:id="1"/>
+            <w:bookmarkStart w:colFirst="0" w:colLast="0" w:name="_yxy3zmv0o8we" w:id="1"/>
             <w:bookmarkEnd w:id="1"/>
             <w:r>
               <w:rPr>
@@ -275,6 +280,11 @@
               </w:rPr>
               <w:t xml:space="preserve">ㅡ</w:t>
             </w:r>
+            <w:r>
+              <w:rPr>
+                <w:rtl w:val="0"/>
+              </w:rPr>
+            </w:r>
           </w:p>
           <w:p>
             <w:pPr>
@@ -289,7 +299,7 @@
                 <w:szCs w:val="22"/>
               </w:rPr>
             </w:pPr>
-            <w:bookmarkStart w:colFirst="0" w:colLast="0" w:name="_gbkutyuzhugr" w:id="2"/>
+            <w:bookmarkStart w:colFirst="0" w:colLast="0" w:name="_o46j62nf23r6" w:id="2"/>
             <w:bookmarkEnd w:id="2"/>
             <w:r>
               <w:rPr>
@@ -369,7 +379,7 @@
                 <w:rFonts w:ascii="Arial" w:cs="Arial" w:eastAsia="Arial" w:hAnsi="Arial"/>
               </w:rPr>
             </w:pPr>
-            <w:bookmarkStart w:colFirst="0" w:colLast="0" w:name="_hoff11sxab3r" w:id="3"/>
+            <w:bookmarkStart w:colFirst="0" w:colLast="0" w:name="_bx9220o1zacd" w:id="3"/>
             <w:bookmarkEnd w:id="3"/>
             <w:r>
               <w:rPr>
@@ -430,7 +440,7 @@
                 <w:rFonts w:ascii="Arial" w:cs="Arial" w:eastAsia="Arial" w:hAnsi="Arial"/>
               </w:rPr>
             </w:pPr>
-            <w:bookmarkStart w:colFirst="0" w:colLast="0" w:name="_ysczocrn4uuz" w:id="4"/>
+            <w:bookmarkStart w:colFirst="0" w:colLast="0" w:name="_v3fl3wppfwxq" w:id="4"/>
             <w:bookmarkEnd w:id="4"/>
             <w:r>
               <w:rPr>
@@ -438,11 +448,6 @@
                 <w:rtl w:val="0"/>
               </w:rPr>
               <w:t xml:space="preserve">Serhii Ponomarov</w:t>
-            </w:r>
-            <w:r>
-              <w:rPr>
-                <w:rtl w:val="0"/>
-              </w:rPr>
             </w:r>
           </w:p>
           <w:p>
@@ -570,7 +575,7 @@
                 <w:rFonts w:ascii="Arial" w:cs="Arial" w:eastAsia="Arial" w:hAnsi="Arial"/>
               </w:rPr>
             </w:pPr>
-            <w:bookmarkStart w:colFirst="0" w:colLast="0" w:name="_1btop1n1mouc" w:id="5"/>
+            <w:bookmarkStart w:colFirst="0" w:colLast="0" w:name="_qwrc70c3u2d8" w:id="5"/>
             <w:bookmarkEnd w:id="5"/>
             <w:r>
               <w:rPr>
@@ -580,12 +585,12 @@
                 <wp:inline distB="114300" distT="114300" distL="114300" distR="114300">
                   <wp:extent cx="3981450" cy="25400"/>
                   <wp:effectExtent b="0" l="0" r="0" t="0"/>
-                  <wp:docPr descr="horizontal line" id="1" name="image2.png"/>
+                  <wp:docPr descr="horizontal line" id="2" name="image1.png"/>
                   <a:graphic>
                     <a:graphicData uri="http://schemas.openxmlformats.org/drawingml/2006/picture">
                       <pic:pic>
                         <pic:nvPicPr>
-                          <pic:cNvPr descr="horizontal line" id="0" name="image2.png"/>
+                          <pic:cNvPr descr="horizontal line" id="0" name="image1.png"/>
                           <pic:cNvPicPr preferRelativeResize="0"/>
                         </pic:nvPicPr>
                         <pic:blipFill>
@@ -839,7 +844,7 @@
           <w:szCs w:val="16"/>
         </w:rPr>
       </w:pPr>
-      <w:bookmarkStart w:colFirst="0" w:colLast="0" w:name="_w63pb9kl6pf" w:id="6"/>
+      <w:bookmarkStart w:colFirst="0" w:colLast="0" w:name="_2pqs2vsqrpx4" w:id="6"/>
       <w:bookmarkEnd w:id="6"/>
       <w:r>
         <w:pict>
@@ -863,7 +868,7 @@
           <w:rFonts w:ascii="Arial" w:cs="Arial" w:eastAsia="Arial" w:hAnsi="Arial"/>
         </w:rPr>
       </w:pPr>
-      <w:bookmarkStart w:colFirst="0" w:colLast="0" w:name="_aw5apt3qrwb8" w:id="7"/>
+      <w:bookmarkStart w:colFirst="0" w:colLast="0" w:name="_vz1s77pow4ej" w:id="7"/>
       <w:bookmarkEnd w:id="7"/>
       <w:r>
         <w:rPr>
